--- a/docs/COMPARISON_ANALYSIS.docx
+++ b/docs/COMPARISON_ANALYSIS.docx
@@ -176,7 +176,7 @@
         <w:t xml:space="preserve"> </w:t>
       </w:r>
       <w:r>
-        <w:t xml:space="preserve">200 real records (100 merged PRs + 100 issues/RFCs) pulled</w:t>
+        <w:t xml:space="preserve">1000 real records (500 merged PRs + 500 issues/RFCs) pulled</w:t>
       </w:r>
       <w:r>
         <w:t xml:space="preserve"> </w:t>
@@ -218,7 +218,7 @@
         <w:t xml:space="preserve"> </w:t>
       </w:r>
       <w:r>
-        <w:t xml:space="preserve">324 nodes (contributor, PR, issue, module, skill), well past</w:t>
+        <w:t xml:space="preserve">1472 nodes (contributor, PR, issue, module, skill), well past</w:t>
       </w:r>
       <w:r>
         <w:t xml:space="preserve"> </w:t>
@@ -434,7 +434,7 @@
         <w:rPr>
           <w:rStyle w:val="VerbatimChar"/>
         </w:rPr>
-        <w:t xml:space="preserve">mean faithfulness                      0.990        0.985</w:t>
+        <w:t xml:space="preserve">mean faithfulness                      0.984        0.960</w:t>
       </w:r>
       <w:r>
         <w:br w:type="textWrapping"/>
@@ -443,7 +443,7 @@
         <w:rPr>
           <w:rStyle w:val="VerbatimChar"/>
         </w:rPr>
-        <w:t xml:space="preserve">mean relevance                         0.640        0.950</w:t>
+        <w:t xml:space="preserve">mean relevance                         0.620        0.875</w:t>
       </w:r>
       <w:r>
         <w:br w:type="textWrapping"/>
@@ -461,7 +461,7 @@
         <w:rPr>
           <w:rStyle w:val="VerbatimChar"/>
         </w:rPr>
-        <w:t xml:space="preserve">mean latency (s)                       4.285        1.978</w:t>
+        <w:t xml:space="preserve">mean latency (s)                       5.481        4.806</w:t>
       </w:r>
       <w:r>
         <w:br w:type="textWrapping"/>
@@ -470,7 +470,7 @@
         <w:rPr>
           <w:rStyle w:val="VerbatimChar"/>
         </w:rPr>
-        <w:t xml:space="preserve">p95 latency (s)                       11.103       17.241</w:t>
+        <w:t xml:space="preserve">p95 latency (s)                       15.193       45.738</w:t>
       </w:r>
     </w:p>
     <w:p>
@@ -481,31 +481,64 @@
         <w:rPr>
           <w:b/>
         </w:rPr>
-        <w:t xml:space="preserve">6 of the 10 queries get a real answer from at least one arm.</w:t>
-      </w:r>
-      <w:r>
-        <w:t xml:space="preserve"> </w:t>
-      </w:r>
-      <w:r>
-        <w:t xml:space="preserve">The</w:t>
-      </w:r>
-      <w:r>
-        <w:t xml:space="preserve"> </w:t>
-      </w:r>
-      <w:r>
-        <w:t xml:space="preserve">other 4 either correctly refuse (2 refusal-test queries, by design) or</w:t>
-      </w:r>
-      <w:r>
-        <w:t xml:space="preserve"> </w:t>
-      </w:r>
-      <w:r>
-        <w:t xml:space="preserve">expose a specific, documented limitation rather than a general failure</w:t>
-      </w:r>
-      <w:r>
-        <w:t xml:space="preserve"> </w:t>
-      </w:r>
-      <w:r>
-        <w:t xml:space="preserve">(see</w:t>
+        <w:t xml:space="preserve">6 of the 10 queries get a real answer from at least one arm</w:t>
+      </w:r>
+      <w:r>
+        <w:t xml:space="preserve"> </w:t>
+      </w:r>
+      <w:r>
+        <w:t xml:space="preserve">— the</w:t>
+      </w:r>
+      <w:r>
+        <w:t xml:space="preserve"> </w:t>
+      </w:r>
+      <w:r>
+        <w:t xml:space="preserve">same 6 as at the 200-record corpus size this comparison was first run</w:t>
+      </w:r>
+      <w:r>
+        <w:t xml:space="preserve"> </w:t>
+      </w:r>
+      <w:r>
+        <w:t xml:space="preserve">at.</w:t>
+      </w:r>
+      <w:r>
+        <w:t xml:space="preserve"> </w:t>
+      </w:r>
+      <w:r>
+        <w:rPr>
+          <w:b/>
+        </w:rPr>
+        <w:t xml:space="preserve">This pattern held completely stable across a 5x corpus scale-up</w:t>
+      </w:r>
+      <w:r>
+        <w:t xml:space="preserve"> </w:t>
+      </w:r>
+      <w:r>
+        <w:t xml:space="preserve">(200 → 1000 records): the exact same queries answer vs. refuse on both</w:t>
+      </w:r>
+      <w:r>
+        <w:t xml:space="preserve"> </w:t>
+      </w:r>
+      <w:r>
+        <w:t xml:space="preserve">arms, which is real evidence the result isn't a corpus-size coincidence.</w:t>
+      </w:r>
+      <w:r>
+        <w:t xml:space="preserve"> </w:t>
+      </w:r>
+      <w:r>
+        <w:t xml:space="preserve">The other 4 unanswered queries either correctly refuse (2 refusal-test</w:t>
+      </w:r>
+      <w:r>
+        <w:t xml:space="preserve"> </w:t>
+      </w:r>
+      <w:r>
+        <w:t xml:space="preserve">queries, by design) or expose a specific, documented limitation rather</w:t>
+      </w:r>
+      <w:r>
+        <w:t xml:space="preserve"> </w:t>
+      </w:r>
+      <w:r>
+        <w:t xml:space="preserve">than a general failure (see</w:t>
       </w:r>
       <w:r>
         <w:t xml:space="preserve"> </w:t>
@@ -521,6 +554,45 @@
       </w:r>
       <w:r>
         <w:t xml:space="preserve">findings 2, 3, 6).</w:t>
+      </w:r>
+      <w:r>
+        <w:t xml:space="preserve"> </w:t>
+      </w:r>
+      <w:r>
+        <w:t xml:space="preserve">Graph's p95 latency (45.7s) reflects a genuinely large subgraph at this</w:t>
+      </w:r>
+      <w:r>
+        <w:t xml:space="preserve"> </w:t>
+      </w:r>
+      <w:r>
+        <w:t xml:space="preserve">scale (query 3's module now spans 34 PRs, ~51K characters of context) —</w:t>
+      </w:r>
+      <w:r>
+        <w:t xml:space="preserve"> </w:t>
+      </w:r>
+      <w:r>
+        <w:t xml:space="preserve">slower, not broken; see</w:t>
+      </w:r>
+      <w:r>
+        <w:t xml:space="preserve"> </w:t>
+      </w:r>
+      <w:r>
+        <w:rPr>
+          <w:rStyle w:val="VerbatimChar"/>
+        </w:rPr>
+        <w:t xml:space="preserve">docs/EVAL_RESULTS.md</w:t>
+      </w:r>
+      <w:r>
+        <w:t xml:space="preserve"> </w:t>
+      </w:r>
+      <w:r>
+        <w:t xml:space="preserve">finding 8 for a related</w:t>
+      </w:r>
+      <w:r>
+        <w:t xml:space="preserve"> </w:t>
+      </w:r>
+      <w:r>
+        <w:t xml:space="preserve">bug this triggered and how it was fixed.</w:t>
       </w:r>
     </w:p>
     <w:p>
@@ -1796,19 +1868,31 @@
         <w:pStyle w:val="FirstParagraph"/>
       </w:pPr>
       <w:r>
-        <w:t xml:space="preserve">The two remaining open items (the graph arm's literal-only entity</w:t>
-      </w:r>
-      <w:r>
-        <w:t xml:space="preserve"> </w:t>
-      </w:r>
-      <w:r>
-        <w:t xml:space="preserve">matching, and the "unknown" entity-collapse problem that's real but</w:t>
-      </w:r>
-      <w:r>
-        <w:t xml:space="preserve"> </w:t>
-      </w:r>
-      <w:r>
-        <w:t xml:space="preserve">currently invisible to this eval's probe) are documented, not hidden, in</w:t>
+        <w:t xml:space="preserve">Three items remain genuinely open — the graph arm's literal-only entity</w:t>
+      </w:r>
+      <w:r>
+        <w:t xml:space="preserve"> </w:t>
+      </w:r>
+      <w:r>
+        <w:t xml:space="preserve">matching, the "unknown" entity-collapse problem that's real but currently</w:t>
+      </w:r>
+      <w:r>
+        <w:t xml:space="preserve"> </w:t>
+      </w:r>
+      <w:r>
+        <w:t xml:space="preserve">invisible to this eval's probe, and generation's reliance on a static</w:t>
+      </w:r>
+      <w:r>
+        <w:t xml:space="preserve"> </w:t>
+      </w:r>
+      <w:r>
+        <w:t xml:space="preserve">token budget for a subgraph size that scales with the corpus (the current</w:t>
+      </w:r>
+      <w:r>
+        <w:t xml:space="preserve"> </w:t>
+      </w:r>
+      <w:r>
+        <w:t xml:space="preserve">fix is headroom, not a structural cap) — all documented, not hidden, in</w:t>
       </w:r>
       <w:r>
         <w:t xml:space="preserve"> </w:t>
@@ -1931,7 +2015,7 @@
     </w:lvl>
   </w:abstractNum>
   <w:abstractNum w:abstractNumId="990">
-    <w:nsid w:val="1bcb7305"/>
+    <w:nsid w:val="2ee1dbc0"/>
     <w:multiLevelType w:val="multilevel"/>
     <w:lvl w:ilvl="0">
       <w:numFmt w:val="bullet"/>
@@ -2012,7 +2096,7 @@
     </w:lvl>
   </w:abstractNum>
   <w:abstractNum w:abstractNumId="991">
-    <w:nsid w:val="75a471da"/>
+    <w:nsid w:val="180b8e46"/>
     <w:multiLevelType w:val="multilevel"/>
     <w:lvl w:ilvl="0">
       <w:numFmt w:val="bullet"/>
